--- a/transcricoes/2026-09-12-alienigenas-e-humanos-entre-nos/30-produto/transcricao-revisada.docx
+++ b/transcricoes/2026-09-12-alienigenas-e-humanos-entre-nos/30-produto/transcricao-revisada.docx
@@ -540,29 +540,14 @@
           <w:i/>
           <w:sz w:val="22"/>
         </w:rPr>
-        <w:t>[NOTA: no bruto, "nenhum pósitron daqui"; no texto revisado entregue, "pósetron". Forma canônica pósitron: RC-636 registra "o jogo de pósitrons [STT 'positelétron']</w:t>
+        <w:t>[NOTA: no bruto, "nenhum pósitron daqui"; no texto revisado entregue, "pósetron". Forma canônica pósitron: RC-636 registra "o jogo de pósitrons [STT 'positelétron']", "os elétrons antimateriais do universo vizinho" (P2024-11-09)]</w:t>
       </w:r>
       <w:r>
         <w:rPr>
           <w:rFonts w:ascii="Calibri" w:hAnsi="Calibri"/>
           <w:sz w:val="24"/>
         </w:rPr>
-        <w:t xml:space="preserve">", "os </w:t>
-      </w:r>
-      <w:r>
-        <w:rPr>
-          <w:rFonts w:ascii="Calibri" w:hAnsi="Calibri"/>
-          <w:b/>
-          <w:sz w:val="24"/>
-        </w:rPr>
-        <w:t>elétrons</w:t>
-      </w:r>
-      <w:r>
-        <w:rPr>
-          <w:rFonts w:ascii="Calibri" w:hAnsi="Calibri"/>
-          <w:sz w:val="24"/>
-        </w:rPr>
-        <w:t xml:space="preserve"> antimateriais do universo vizinho" (P2024-11-09)], desde que isso começou, a quantidade de elétrons é a mesma.</w:t>
+        <w:t>, desde que isso começou, a quantidade de elétrons é a mesma.</w:t>
       </w:r>
     </w:p>
     <w:p>
